--- a/documents/diplomatic/038/transcription.docx
+++ b/documents/diplomatic/038/transcription.docx
@@ -39,76 +39,38 @@
         <w:jc w:val="left"/>
         <w:rPr>
           <w:rFonts w:ascii="Times New Roman" w:cs="Times New Roman" w:eastAsia="Times New Roman" w:hAnsi="Times New Roman"/>
-          <w:b w:val="0"/>
-          <w:bCs w:val="0"/>
-          <w:i w:val="0"/>
-          <w:iCs w:val="0"/>
-          <w:smallCaps w:val="0"/>
-          <w:strike w:val="0"/>
-          <w:color w:val="000000"/>
-          <w:sz w:val="24"/>
-          <w:szCs w:val="24"/>
-          <w:u w:val="none"/>
-          <w:shd w:fill="auto" w:val="clear"/>
-          <w:vertAlign w:val="baseline"/>
-        </w:rPr>
-      </w:pPr>
-      <w:r>
-        <w:rPr>
-          <w:rFonts w:ascii="Times New Roman" w:cs="Times New Roman" w:eastAsia="Times New Roman" w:hAnsi="Times New Roman"/>
-          <w:b w:val="0"/>
-          <w:bCs w:val="0"/>
-          <w:i w:val="0"/>
-          <w:iCs w:val="0"/>
-          <w:smallCaps w:val="0"/>
-          <w:strike w:val="0"/>
-          <w:color w:val="000000"/>
-          <w:sz w:val="24"/>
-          <w:szCs w:val="24"/>
-          <w:u w:val="none"/>
-          <w:shd w:fill="auto" w:val="clear"/>
-          <w:vertAlign w:val="baseline"/>
-          <w:rtl w:val="0"/>
-        </w:rPr>
-        <w:t xml:space="preserve">Traduction de la Note adressée le 18 Février 1858</w:t>
-      </w:r>
-      <w:r>
-        <w:rPr>
-          <w:rFonts w:ascii="Times New Roman" w:cs="Times New Roman" w:eastAsia="Times New Roman" w:hAnsi="Times New Roman"/>
-          <w:b w:val="1"/>
-          <w:bCs w:val="1"/>
-          <w:i w:val="0"/>
-          <w:iCs w:val="0"/>
-          <w:smallCaps w:val="0"/>
-          <w:strike w:val="0"/>
-          <w:color w:val="000000"/>
-          <w:sz w:val="24"/>
-          <w:szCs w:val="24"/>
-          <w:u w:val="none"/>
-          <w:shd w:fill="auto" w:val="clear"/>
-          <w:vertAlign w:val="baseline"/>
-          <w:rtl w:val="0"/>
-        </w:rPr>
-        <w:t xml:space="preserve"> </w:t>
-      </w:r>
-      <w:r>
-        <w:rPr>
-          <w:rFonts w:ascii="Times New Roman" w:cs="Times New Roman" w:eastAsia="Times New Roman" w:hAnsi="Times New Roman"/>
-          <w:b w:val="0"/>
-          <w:bCs w:val="0"/>
-          <w:i w:val="0"/>
-          <w:iCs w:val="0"/>
-          <w:smallCaps w:val="0"/>
-          <w:strike w:val="0"/>
-          <w:color w:val="000000"/>
-          <w:sz w:val="24"/>
-          <w:szCs w:val="24"/>
-          <w:u w:val="none"/>
-          <w:shd w:fill="auto" w:val="clear"/>
-          <w:vertAlign w:val="baseline"/>
-          <w:rtl w:val="0"/>
-        </w:rPr>
-        <w:t xml:space="preserve">par Son Excellence Monseigneur Antonelli</w:t>
+          <w:b w:val="1"/>
+          <w:bCs w:val="1"/>
+          <w:i w:val="0"/>
+          <w:iCs w:val="0"/>
+          <w:smallCaps w:val="0"/>
+          <w:strike w:val="0"/>
+          <w:color w:val="000000"/>
+          <w:sz w:val="24"/>
+          <w:szCs w:val="24"/>
+          <w:u w:val="none"/>
+          <w:shd w:fill="auto" w:val="clear"/>
+          <w:vertAlign w:val="baseline"/>
+        </w:rPr>
+      </w:pPr>
+      <w:r>
+        <w:rPr>
+          <w:rFonts w:ascii="Times New Roman" w:cs="Times New Roman" w:eastAsia="Times New Roman" w:hAnsi="Times New Roman"/>
+          <w:b w:val="1"/>
+          <w:bCs w:val="1"/>
+          <w:i w:val="0"/>
+          <w:iCs w:val="0"/>
+          <w:smallCaps w:val="0"/>
+          <w:strike w:val="0"/>
+          <w:color w:val="000000"/>
+          <w:sz w:val="24"/>
+          <w:szCs w:val="24"/>
+          <w:u w:val="none"/>
+          <w:shd w:fill="auto" w:val="clear"/>
+          <w:vertAlign w:val="baseline"/>
+          <w:rtl w:val="0"/>
+        </w:rPr>
+        <w:t xml:space="preserve">Traduction de la Note adressée le 18 Février 1858 par Son Excellence Monseigneur Antonelli</w:t>
         <w:br w:type="textWrapping"/>
         <w:t xml:space="preserve">Archevêque de Sardina, Nonce Apostolique près Sa Majesté le Roi des Deux Siciles, au commandeur Spitzer, Chargé d’Affaires de Turquie près Sa Majesté Sicilienne.</w:t>
       </w:r>
@@ -132,25 +94,25 @@
         <w:jc w:val="left"/>
         <w:rPr>
           <w:rFonts w:ascii="Times New Roman" w:cs="Times New Roman" w:eastAsia="Times New Roman" w:hAnsi="Times New Roman"/>
-          <w:b w:val="0"/>
-          <w:bCs w:val="0"/>
-          <w:i w:val="0"/>
-          <w:iCs w:val="0"/>
-          <w:smallCaps w:val="0"/>
-          <w:strike w:val="0"/>
-          <w:color w:val="000000"/>
-          <w:sz w:val="24"/>
-          <w:szCs w:val="24"/>
-          <w:u w:val="none"/>
-          <w:shd w:fill="auto" w:val="clear"/>
-          <w:vertAlign w:val="baseline"/>
-        </w:rPr>
-      </w:pPr>
-      <w:r>
-        <w:rPr>
-          <w:rFonts w:ascii="Times New Roman" w:cs="Times New Roman" w:eastAsia="Times New Roman" w:hAnsi="Times New Roman"/>
-          <w:b w:val="0"/>
-          <w:bCs w:val="0"/>
+          <w:b w:val="1"/>
+          <w:bCs w:val="1"/>
+          <w:i w:val="0"/>
+          <w:iCs w:val="0"/>
+          <w:smallCaps w:val="0"/>
+          <w:strike w:val="0"/>
+          <w:color w:val="000000"/>
+          <w:sz w:val="24"/>
+          <w:szCs w:val="24"/>
+          <w:u w:val="none"/>
+          <w:shd w:fill="auto" w:val="clear"/>
+          <w:vertAlign w:val="baseline"/>
+        </w:rPr>
+      </w:pPr>
+      <w:r>
+        <w:rPr>
+          <w:rFonts w:ascii="Times New Roman" w:cs="Times New Roman" w:eastAsia="Times New Roman" w:hAnsi="Times New Roman"/>
+          <w:b w:val="1"/>
+          <w:bCs w:val="1"/>
           <w:i w:val="0"/>
           <w:iCs w:val="0"/>
           <w:smallCaps w:val="0"/>
@@ -185,25 +147,25 @@
         <w:jc w:val="left"/>
         <w:rPr>
           <w:rFonts w:ascii="Times New Roman" w:cs="Times New Roman" w:eastAsia="Times New Roman" w:hAnsi="Times New Roman"/>
-          <w:b w:val="0"/>
-          <w:bCs w:val="0"/>
-          <w:i w:val="0"/>
-          <w:iCs w:val="0"/>
-          <w:smallCaps w:val="0"/>
-          <w:strike w:val="0"/>
-          <w:color w:val="000000"/>
-          <w:sz w:val="24"/>
-          <w:szCs w:val="24"/>
-          <w:u w:val="none"/>
-          <w:shd w:fill="auto" w:val="clear"/>
-          <w:vertAlign w:val="baseline"/>
-        </w:rPr>
-      </w:pPr>
-      <w:r>
-        <w:rPr>
-          <w:rFonts w:ascii="Times New Roman" w:cs="Times New Roman" w:eastAsia="Times New Roman" w:hAnsi="Times New Roman"/>
-          <w:b w:val="0"/>
-          <w:bCs w:val="0"/>
+          <w:b w:val="1"/>
+          <w:bCs w:val="1"/>
+          <w:i w:val="0"/>
+          <w:iCs w:val="0"/>
+          <w:smallCaps w:val="0"/>
+          <w:strike w:val="0"/>
+          <w:color w:val="000000"/>
+          <w:sz w:val="24"/>
+          <w:szCs w:val="24"/>
+          <w:u w:val="none"/>
+          <w:shd w:fill="auto" w:val="clear"/>
+          <w:vertAlign w:val="baseline"/>
+        </w:rPr>
+      </w:pPr>
+      <w:r>
+        <w:rPr>
+          <w:rFonts w:ascii="Times New Roman" w:cs="Times New Roman" w:eastAsia="Times New Roman" w:hAnsi="Times New Roman"/>
+          <w:b w:val="1"/>
+          <w:bCs w:val="1"/>
           <w:i w:val="0"/>
           <w:iCs w:val="0"/>
           <w:smallCaps w:val="0"/>
@@ -238,25 +200,25 @@
         <w:jc w:val="left"/>
         <w:rPr>
           <w:rFonts w:ascii="Times New Roman" w:cs="Times New Roman" w:eastAsia="Times New Roman" w:hAnsi="Times New Roman"/>
-          <w:b w:val="0"/>
-          <w:bCs w:val="0"/>
-          <w:i w:val="0"/>
-          <w:iCs w:val="0"/>
-          <w:smallCaps w:val="0"/>
-          <w:strike w:val="0"/>
-          <w:color w:val="000000"/>
-          <w:sz w:val="24"/>
-          <w:szCs w:val="24"/>
-          <w:u w:val="none"/>
-          <w:shd w:fill="auto" w:val="clear"/>
-          <w:vertAlign w:val="baseline"/>
-        </w:rPr>
-      </w:pPr>
-      <w:r>
-        <w:rPr>
-          <w:rFonts w:ascii="Times New Roman" w:cs="Times New Roman" w:eastAsia="Times New Roman" w:hAnsi="Times New Roman"/>
-          <w:b w:val="0"/>
-          <w:bCs w:val="0"/>
+          <w:b w:val="1"/>
+          <w:bCs w:val="1"/>
+          <w:i w:val="0"/>
+          <w:iCs w:val="0"/>
+          <w:smallCaps w:val="0"/>
+          <w:strike w:val="0"/>
+          <w:color w:val="000000"/>
+          <w:sz w:val="24"/>
+          <w:szCs w:val="24"/>
+          <w:u w:val="none"/>
+          <w:shd w:fill="auto" w:val="clear"/>
+          <w:vertAlign w:val="baseline"/>
+        </w:rPr>
+      </w:pPr>
+      <w:r>
+        <w:rPr>
+          <w:rFonts w:ascii="Times New Roman" w:cs="Times New Roman" w:eastAsia="Times New Roman" w:hAnsi="Times New Roman"/>
+          <w:b w:val="1"/>
+          <w:bCs w:val="1"/>
           <w:i w:val="0"/>
           <w:iCs w:val="0"/>
           <w:smallCaps w:val="0"/>
@@ -291,25 +253,25 @@
         <w:jc w:val="left"/>
         <w:rPr>
           <w:rFonts w:ascii="Times New Roman" w:cs="Times New Roman" w:eastAsia="Times New Roman" w:hAnsi="Times New Roman"/>
-          <w:b w:val="0"/>
-          <w:bCs w:val="0"/>
-          <w:i w:val="0"/>
-          <w:iCs w:val="0"/>
-          <w:smallCaps w:val="0"/>
-          <w:strike w:val="0"/>
-          <w:color w:val="000000"/>
-          <w:sz w:val="24"/>
-          <w:szCs w:val="24"/>
-          <w:u w:val="none"/>
-          <w:shd w:fill="auto" w:val="clear"/>
-          <w:vertAlign w:val="baseline"/>
-        </w:rPr>
-      </w:pPr>
-      <w:r>
-        <w:rPr>
-          <w:rFonts w:ascii="Times New Roman" w:cs="Times New Roman" w:eastAsia="Times New Roman" w:hAnsi="Times New Roman"/>
-          <w:b w:val="0"/>
-          <w:bCs w:val="0"/>
+          <w:b w:val="1"/>
+          <w:bCs w:val="1"/>
+          <w:i w:val="0"/>
+          <w:iCs w:val="0"/>
+          <w:smallCaps w:val="0"/>
+          <w:strike w:val="0"/>
+          <w:color w:val="000000"/>
+          <w:sz w:val="24"/>
+          <w:szCs w:val="24"/>
+          <w:u w:val="none"/>
+          <w:shd w:fill="auto" w:val="clear"/>
+          <w:vertAlign w:val="baseline"/>
+        </w:rPr>
+      </w:pPr>
+      <w:r>
+        <w:rPr>
+          <w:rFonts w:ascii="Times New Roman" w:cs="Times New Roman" w:eastAsia="Times New Roman" w:hAnsi="Times New Roman"/>
+          <w:b w:val="1"/>
+          <w:bCs w:val="1"/>
           <w:i w:val="0"/>
           <w:iCs w:val="0"/>
           <w:smallCaps w:val="0"/>
@@ -344,25 +306,25 @@
         <w:jc w:val="left"/>
         <w:rPr>
           <w:rFonts w:ascii="Times New Roman" w:cs="Times New Roman" w:eastAsia="Times New Roman" w:hAnsi="Times New Roman"/>
-          <w:b w:val="0"/>
-          <w:bCs w:val="0"/>
-          <w:i w:val="0"/>
-          <w:iCs w:val="0"/>
-          <w:smallCaps w:val="0"/>
-          <w:strike w:val="0"/>
-          <w:color w:val="000000"/>
-          <w:sz w:val="24"/>
-          <w:szCs w:val="24"/>
-          <w:u w:val="none"/>
-          <w:shd w:fill="auto" w:val="clear"/>
-          <w:vertAlign w:val="baseline"/>
-        </w:rPr>
-      </w:pPr>
-      <w:r>
-        <w:rPr>
-          <w:rFonts w:ascii="Times New Roman" w:cs="Times New Roman" w:eastAsia="Times New Roman" w:hAnsi="Times New Roman"/>
-          <w:b w:val="0"/>
-          <w:bCs w:val="0"/>
+          <w:b w:val="1"/>
+          <w:bCs w:val="1"/>
+          <w:i w:val="0"/>
+          <w:iCs w:val="0"/>
+          <w:smallCaps w:val="0"/>
+          <w:strike w:val="0"/>
+          <w:color w:val="000000"/>
+          <w:sz w:val="24"/>
+          <w:szCs w:val="24"/>
+          <w:u w:val="none"/>
+          <w:shd w:fill="auto" w:val="clear"/>
+          <w:vertAlign w:val="baseline"/>
+        </w:rPr>
+      </w:pPr>
+      <w:r>
+        <w:rPr>
+          <w:rFonts w:ascii="Times New Roman" w:cs="Times New Roman" w:eastAsia="Times New Roman" w:hAnsi="Times New Roman"/>
+          <w:b w:val="1"/>
+          <w:bCs w:val="1"/>
           <w:i w:val="0"/>
           <w:iCs w:val="0"/>
           <w:smallCaps w:val="0"/>
@@ -399,25 +361,25 @@
         <w:jc w:val="left"/>
         <w:rPr>
           <w:rFonts w:ascii="Times New Roman" w:cs="Times New Roman" w:eastAsia="Times New Roman" w:hAnsi="Times New Roman"/>
-          <w:b w:val="0"/>
-          <w:bCs w:val="0"/>
-          <w:i w:val="0"/>
-          <w:iCs w:val="0"/>
-          <w:smallCaps w:val="0"/>
-          <w:strike w:val="0"/>
-          <w:color w:val="000000"/>
-          <w:sz w:val="24"/>
-          <w:szCs w:val="24"/>
-          <w:u w:val="none"/>
-          <w:shd w:fill="auto" w:val="clear"/>
-          <w:vertAlign w:val="baseline"/>
-        </w:rPr>
-      </w:pPr>
-      <w:r>
-        <w:rPr>
-          <w:rFonts w:ascii="Times New Roman" w:cs="Times New Roman" w:eastAsia="Times New Roman" w:hAnsi="Times New Roman"/>
-          <w:b w:val="0"/>
-          <w:bCs w:val="0"/>
+          <w:b w:val="1"/>
+          <w:bCs w:val="1"/>
+          <w:i w:val="0"/>
+          <w:iCs w:val="0"/>
+          <w:smallCaps w:val="0"/>
+          <w:strike w:val="0"/>
+          <w:color w:val="000000"/>
+          <w:sz w:val="24"/>
+          <w:szCs w:val="24"/>
+          <w:u w:val="none"/>
+          <w:shd w:fill="auto" w:val="clear"/>
+          <w:vertAlign w:val="baseline"/>
+        </w:rPr>
+      </w:pPr>
+      <w:r>
+        <w:rPr>
+          <w:rFonts w:ascii="Times New Roman" w:cs="Times New Roman" w:eastAsia="Times New Roman" w:hAnsi="Times New Roman"/>
+          <w:b w:val="1"/>
+          <w:bCs w:val="1"/>
           <w:i w:val="0"/>
           <w:iCs w:val="0"/>
           <w:smallCaps w:val="0"/>
@@ -452,25 +414,25 @@
         <w:jc w:val="left"/>
         <w:rPr>
           <w:rFonts w:ascii="Times New Roman" w:cs="Times New Roman" w:eastAsia="Times New Roman" w:hAnsi="Times New Roman"/>
-          <w:b w:val="0"/>
-          <w:bCs w:val="0"/>
-          <w:i w:val="0"/>
-          <w:iCs w:val="0"/>
-          <w:smallCaps w:val="0"/>
-          <w:strike w:val="0"/>
-          <w:color w:val="000000"/>
-          <w:sz w:val="24"/>
-          <w:szCs w:val="24"/>
-          <w:u w:val="none"/>
-          <w:shd w:fill="auto" w:val="clear"/>
-          <w:vertAlign w:val="baseline"/>
-        </w:rPr>
-      </w:pPr>
-      <w:r>
-        <w:rPr>
-          <w:rFonts w:ascii="Times New Roman" w:cs="Times New Roman" w:eastAsia="Times New Roman" w:hAnsi="Times New Roman"/>
-          <w:b w:val="0"/>
-          <w:bCs w:val="0"/>
+          <w:b w:val="1"/>
+          <w:bCs w:val="1"/>
+          <w:i w:val="0"/>
+          <w:iCs w:val="0"/>
+          <w:smallCaps w:val="0"/>
+          <w:strike w:val="0"/>
+          <w:color w:val="000000"/>
+          <w:sz w:val="24"/>
+          <w:szCs w:val="24"/>
+          <w:u w:val="none"/>
+          <w:shd w:fill="auto" w:val="clear"/>
+          <w:vertAlign w:val="baseline"/>
+        </w:rPr>
+      </w:pPr>
+      <w:r>
+        <w:rPr>
+          <w:rFonts w:ascii="Times New Roman" w:cs="Times New Roman" w:eastAsia="Times New Roman" w:hAnsi="Times New Roman"/>
+          <w:b w:val="1"/>
+          <w:bCs w:val="1"/>
           <w:i w:val="0"/>
           <w:iCs w:val="0"/>
           <w:smallCaps w:val="0"/>
@@ -505,8 +467,8 @@
         <w:jc w:val="left"/>
         <w:rPr>
           <w:rFonts w:ascii="Times New Roman" w:cs="Times New Roman" w:eastAsia="Times New Roman" w:hAnsi="Times New Roman"/>
-          <w:b w:val="0"/>
-          <w:bCs w:val="0"/>
+          <w:b w:val="1"/>
+          <w:bCs w:val="1"/>
           <w:i w:val="0"/>
           <w:iCs w:val="0"/>
           <w:smallCaps w:val="0"/>
@@ -1495,25 +1457,25 @@
         <w:jc w:val="left"/>
         <w:rPr>
           <w:rFonts w:ascii="Times New Roman" w:cs="Times New Roman" w:eastAsia="Times New Roman" w:hAnsi="Times New Roman"/>
-          <w:b w:val="0"/>
-          <w:bCs w:val="0"/>
-          <w:i w:val="0"/>
-          <w:iCs w:val="0"/>
-          <w:smallCaps w:val="0"/>
-          <w:strike w:val="0"/>
-          <w:color w:val="000000"/>
-          <w:sz w:val="24"/>
-          <w:szCs w:val="24"/>
-          <w:u w:val="none"/>
-          <w:shd w:fill="auto" w:val="clear"/>
-          <w:vertAlign w:val="baseline"/>
-        </w:rPr>
-      </w:pPr>
-      <w:r>
-        <w:rPr>
-          <w:rFonts w:ascii="Times New Roman" w:cs="Times New Roman" w:eastAsia="Times New Roman" w:hAnsi="Times New Roman"/>
-          <w:b w:val="0"/>
-          <w:bCs w:val="0"/>
+          <w:b w:val="1"/>
+          <w:bCs w:val="1"/>
+          <w:i w:val="0"/>
+          <w:iCs w:val="0"/>
+          <w:smallCaps w:val="0"/>
+          <w:strike w:val="0"/>
+          <w:color w:val="000000"/>
+          <w:sz w:val="24"/>
+          <w:szCs w:val="24"/>
+          <w:u w:val="none"/>
+          <w:shd w:fill="auto" w:val="clear"/>
+          <w:vertAlign w:val="baseline"/>
+        </w:rPr>
+      </w:pPr>
+      <w:r>
+        <w:rPr>
+          <w:rFonts w:ascii="Times New Roman" w:cs="Times New Roman" w:eastAsia="Times New Roman" w:hAnsi="Times New Roman"/>
+          <w:b w:val="1"/>
+          <w:bCs w:val="1"/>
           <w:i w:val="0"/>
           <w:iCs w:val="0"/>
           <w:smallCaps w:val="0"/>
@@ -1548,25 +1510,25 @@
         <w:jc w:val="left"/>
         <w:rPr>
           <w:rFonts w:ascii="Times New Roman" w:cs="Times New Roman" w:eastAsia="Times New Roman" w:hAnsi="Times New Roman"/>
-          <w:b w:val="0"/>
-          <w:bCs w:val="0"/>
-          <w:i w:val="0"/>
-          <w:iCs w:val="0"/>
-          <w:smallCaps w:val="0"/>
-          <w:strike w:val="0"/>
-          <w:color w:val="000000"/>
-          <w:sz w:val="24"/>
-          <w:szCs w:val="24"/>
-          <w:u w:val="none"/>
-          <w:shd w:fill="auto" w:val="clear"/>
-          <w:vertAlign w:val="baseline"/>
-        </w:rPr>
-      </w:pPr>
-      <w:r>
-        <w:rPr>
-          <w:rFonts w:ascii="Times New Roman" w:cs="Times New Roman" w:eastAsia="Times New Roman" w:hAnsi="Times New Roman"/>
-          <w:b w:val="0"/>
-          <w:bCs w:val="0"/>
+          <w:b w:val="1"/>
+          <w:bCs w:val="1"/>
+          <w:i w:val="0"/>
+          <w:iCs w:val="0"/>
+          <w:smallCaps w:val="0"/>
+          <w:strike w:val="0"/>
+          <w:color w:val="000000"/>
+          <w:sz w:val="24"/>
+          <w:szCs w:val="24"/>
+          <w:u w:val="none"/>
+          <w:shd w:fill="auto" w:val="clear"/>
+          <w:vertAlign w:val="baseline"/>
+        </w:rPr>
+      </w:pPr>
+      <w:r>
+        <w:rPr>
+          <w:rFonts w:ascii="Times New Roman" w:cs="Times New Roman" w:eastAsia="Times New Roman" w:hAnsi="Times New Roman"/>
+          <w:b w:val="1"/>
+          <w:bCs w:val="1"/>
           <w:i w:val="0"/>
           <w:iCs w:val="0"/>
           <w:smallCaps w:val="0"/>
@@ -1601,25 +1563,25 @@
         <w:jc w:val="left"/>
         <w:rPr>
           <w:rFonts w:ascii="Times New Roman" w:cs="Times New Roman" w:eastAsia="Times New Roman" w:hAnsi="Times New Roman"/>
-          <w:b w:val="0"/>
-          <w:bCs w:val="0"/>
-          <w:i w:val="0"/>
-          <w:iCs w:val="0"/>
-          <w:smallCaps w:val="0"/>
-          <w:strike w:val="0"/>
-          <w:color w:val="000000"/>
-          <w:sz w:val="24"/>
-          <w:szCs w:val="24"/>
-          <w:u w:val="none"/>
-          <w:shd w:fill="auto" w:val="clear"/>
-          <w:vertAlign w:val="baseline"/>
-        </w:rPr>
-      </w:pPr>
-      <w:r>
-        <w:rPr>
-          <w:rFonts w:ascii="Times New Roman" w:cs="Times New Roman" w:eastAsia="Times New Roman" w:hAnsi="Times New Roman"/>
-          <w:b w:val="0"/>
-          <w:bCs w:val="0"/>
+          <w:b w:val="1"/>
+          <w:bCs w:val="1"/>
+          <w:i w:val="0"/>
+          <w:iCs w:val="0"/>
+          <w:smallCaps w:val="0"/>
+          <w:strike w:val="0"/>
+          <w:color w:val="000000"/>
+          <w:sz w:val="24"/>
+          <w:szCs w:val="24"/>
+          <w:u w:val="none"/>
+          <w:shd w:fill="auto" w:val="clear"/>
+          <w:vertAlign w:val="baseline"/>
+        </w:rPr>
+      </w:pPr>
+      <w:r>
+        <w:rPr>
+          <w:rFonts w:ascii="Times New Roman" w:cs="Times New Roman" w:eastAsia="Times New Roman" w:hAnsi="Times New Roman"/>
+          <w:b w:val="1"/>
+          <w:bCs w:val="1"/>
           <w:i w:val="0"/>
           <w:iCs w:val="0"/>
           <w:smallCaps w:val="0"/>
@@ -1654,25 +1616,25 @@
         <w:jc w:val="left"/>
         <w:rPr>
           <w:rFonts w:ascii="Times New Roman" w:cs="Times New Roman" w:eastAsia="Times New Roman" w:hAnsi="Times New Roman"/>
-          <w:b w:val="0"/>
-          <w:bCs w:val="0"/>
-          <w:i w:val="0"/>
-          <w:iCs w:val="0"/>
-          <w:smallCaps w:val="0"/>
-          <w:strike w:val="0"/>
-          <w:color w:val="000000"/>
-          <w:sz w:val="24"/>
-          <w:szCs w:val="24"/>
-          <w:u w:val="none"/>
-          <w:shd w:fill="auto" w:val="clear"/>
-          <w:vertAlign w:val="baseline"/>
-        </w:rPr>
-      </w:pPr>
-      <w:r>
-        <w:rPr>
-          <w:rFonts w:ascii="Times New Roman" w:cs="Times New Roman" w:eastAsia="Times New Roman" w:hAnsi="Times New Roman"/>
-          <w:b w:val="0"/>
-          <w:bCs w:val="0"/>
+          <w:b w:val="1"/>
+          <w:bCs w:val="1"/>
+          <w:i w:val="0"/>
+          <w:iCs w:val="0"/>
+          <w:smallCaps w:val="0"/>
+          <w:strike w:val="0"/>
+          <w:color w:val="000000"/>
+          <w:sz w:val="24"/>
+          <w:szCs w:val="24"/>
+          <w:u w:val="none"/>
+          <w:shd w:fill="auto" w:val="clear"/>
+          <w:vertAlign w:val="baseline"/>
+        </w:rPr>
+      </w:pPr>
+      <w:r>
+        <w:rPr>
+          <w:rFonts w:ascii="Times New Roman" w:cs="Times New Roman" w:eastAsia="Times New Roman" w:hAnsi="Times New Roman"/>
+          <w:b w:val="1"/>
+          <w:bCs w:val="1"/>
           <w:i w:val="0"/>
           <w:iCs w:val="0"/>
           <w:smallCaps w:val="0"/>
@@ -1707,25 +1669,25 @@
         <w:jc w:val="left"/>
         <w:rPr>
           <w:rFonts w:ascii="Times New Roman" w:cs="Times New Roman" w:eastAsia="Times New Roman" w:hAnsi="Times New Roman"/>
-          <w:b w:val="0"/>
-          <w:bCs w:val="0"/>
-          <w:i w:val="0"/>
-          <w:iCs w:val="0"/>
-          <w:smallCaps w:val="0"/>
-          <w:strike w:val="0"/>
-          <w:color w:val="000000"/>
-          <w:sz w:val="24"/>
-          <w:szCs w:val="24"/>
-          <w:u w:val="none"/>
-          <w:shd w:fill="auto" w:val="clear"/>
-          <w:vertAlign w:val="baseline"/>
-        </w:rPr>
-      </w:pPr>
-      <w:r>
-        <w:rPr>
-          <w:rFonts w:ascii="Times New Roman" w:cs="Times New Roman" w:eastAsia="Times New Roman" w:hAnsi="Times New Roman"/>
-          <w:b w:val="0"/>
-          <w:bCs w:val="0"/>
+          <w:b w:val="1"/>
+          <w:bCs w:val="1"/>
+          <w:i w:val="0"/>
+          <w:iCs w:val="0"/>
+          <w:smallCaps w:val="0"/>
+          <w:strike w:val="0"/>
+          <w:color w:val="000000"/>
+          <w:sz w:val="24"/>
+          <w:szCs w:val="24"/>
+          <w:u w:val="none"/>
+          <w:shd w:fill="auto" w:val="clear"/>
+          <w:vertAlign w:val="baseline"/>
+        </w:rPr>
+      </w:pPr>
+      <w:r>
+        <w:rPr>
+          <w:rFonts w:ascii="Times New Roman" w:cs="Times New Roman" w:eastAsia="Times New Roman" w:hAnsi="Times New Roman"/>
+          <w:b w:val="1"/>
+          <w:bCs w:val="1"/>
           <w:i w:val="0"/>
           <w:iCs w:val="0"/>
           <w:smallCaps w:val="0"/>
@@ -1760,25 +1722,25 @@
         <w:jc w:val="left"/>
         <w:rPr>
           <w:rFonts w:ascii="Times New Roman" w:cs="Times New Roman" w:eastAsia="Times New Roman" w:hAnsi="Times New Roman"/>
-          <w:b w:val="0"/>
-          <w:bCs w:val="0"/>
-          <w:i w:val="0"/>
-          <w:iCs w:val="0"/>
-          <w:smallCaps w:val="0"/>
-          <w:strike w:val="0"/>
-          <w:color w:val="000000"/>
-          <w:sz w:val="24"/>
-          <w:szCs w:val="24"/>
-          <w:u w:val="none"/>
-          <w:shd w:fill="auto" w:val="clear"/>
-          <w:vertAlign w:val="baseline"/>
-        </w:rPr>
-      </w:pPr>
-      <w:r>
-        <w:rPr>
-          <w:rFonts w:ascii="Times New Roman" w:cs="Times New Roman" w:eastAsia="Times New Roman" w:hAnsi="Times New Roman"/>
-          <w:b w:val="0"/>
-          <w:bCs w:val="0"/>
+          <w:b w:val="1"/>
+          <w:bCs w:val="1"/>
+          <w:i w:val="0"/>
+          <w:iCs w:val="0"/>
+          <w:smallCaps w:val="0"/>
+          <w:strike w:val="0"/>
+          <w:color w:val="000000"/>
+          <w:sz w:val="24"/>
+          <w:szCs w:val="24"/>
+          <w:u w:val="none"/>
+          <w:shd w:fill="auto" w:val="clear"/>
+          <w:vertAlign w:val="baseline"/>
+        </w:rPr>
+      </w:pPr>
+      <w:r>
+        <w:rPr>
+          <w:rFonts w:ascii="Times New Roman" w:cs="Times New Roman" w:eastAsia="Times New Roman" w:hAnsi="Times New Roman"/>
+          <w:b w:val="1"/>
+          <w:bCs w:val="1"/>
           <w:i w:val="0"/>
           <w:iCs w:val="0"/>
           <w:smallCaps w:val="0"/>
@@ -1813,25 +1775,25 @@
         <w:jc w:val="left"/>
         <w:rPr>
           <w:rFonts w:ascii="Times New Roman" w:cs="Times New Roman" w:eastAsia="Times New Roman" w:hAnsi="Times New Roman"/>
-          <w:b w:val="0"/>
-          <w:bCs w:val="0"/>
-          <w:i w:val="0"/>
-          <w:iCs w:val="0"/>
-          <w:smallCaps w:val="0"/>
-          <w:strike w:val="0"/>
-          <w:color w:val="000000"/>
-          <w:sz w:val="24"/>
-          <w:szCs w:val="24"/>
-          <w:u w:val="none"/>
-          <w:shd w:fill="auto" w:val="clear"/>
-          <w:vertAlign w:val="baseline"/>
-        </w:rPr>
-      </w:pPr>
-      <w:r>
-        <w:rPr>
-          <w:rFonts w:ascii="Times New Roman" w:cs="Times New Roman" w:eastAsia="Times New Roman" w:hAnsi="Times New Roman"/>
-          <w:b w:val="0"/>
-          <w:bCs w:val="0"/>
+          <w:b w:val="1"/>
+          <w:bCs w:val="1"/>
+          <w:i w:val="0"/>
+          <w:iCs w:val="0"/>
+          <w:smallCaps w:val="0"/>
+          <w:strike w:val="0"/>
+          <w:color w:val="000000"/>
+          <w:sz w:val="24"/>
+          <w:szCs w:val="24"/>
+          <w:u w:val="none"/>
+          <w:shd w:fill="auto" w:val="clear"/>
+          <w:vertAlign w:val="baseline"/>
+        </w:rPr>
+      </w:pPr>
+      <w:r>
+        <w:rPr>
+          <w:rFonts w:ascii="Times New Roman" w:cs="Times New Roman" w:eastAsia="Times New Roman" w:hAnsi="Times New Roman"/>
+          <w:b w:val="1"/>
+          <w:bCs w:val="1"/>
           <w:i w:val="0"/>
           <w:iCs w:val="0"/>
           <w:smallCaps w:val="0"/>
@@ -1866,25 +1828,25 @@
         <w:jc w:val="left"/>
         <w:rPr>
           <w:rFonts w:ascii="Times New Roman" w:cs="Times New Roman" w:eastAsia="Times New Roman" w:hAnsi="Times New Roman"/>
-          <w:b w:val="0"/>
-          <w:bCs w:val="0"/>
-          <w:i w:val="0"/>
-          <w:iCs w:val="0"/>
-          <w:smallCaps w:val="0"/>
-          <w:strike w:val="0"/>
-          <w:color w:val="000000"/>
-          <w:sz w:val="24"/>
-          <w:szCs w:val="24"/>
-          <w:u w:val="none"/>
-          <w:shd w:fill="auto" w:val="clear"/>
-          <w:vertAlign w:val="baseline"/>
-        </w:rPr>
-      </w:pPr>
-      <w:r>
-        <w:rPr>
-          <w:rFonts w:ascii="Times New Roman" w:cs="Times New Roman" w:eastAsia="Times New Roman" w:hAnsi="Times New Roman"/>
-          <w:b w:val="0"/>
-          <w:bCs w:val="0"/>
+          <w:b w:val="1"/>
+          <w:bCs w:val="1"/>
+          <w:i w:val="0"/>
+          <w:iCs w:val="0"/>
+          <w:smallCaps w:val="0"/>
+          <w:strike w:val="0"/>
+          <w:color w:val="000000"/>
+          <w:sz w:val="24"/>
+          <w:szCs w:val="24"/>
+          <w:u w:val="none"/>
+          <w:shd w:fill="auto" w:val="clear"/>
+          <w:vertAlign w:val="baseline"/>
+        </w:rPr>
+      </w:pPr>
+      <w:r>
+        <w:rPr>
+          <w:rFonts w:ascii="Times New Roman" w:cs="Times New Roman" w:eastAsia="Times New Roman" w:hAnsi="Times New Roman"/>
+          <w:b w:val="1"/>
+          <w:bCs w:val="1"/>
           <w:i w:val="0"/>
           <w:iCs w:val="0"/>
           <w:smallCaps w:val="0"/>
@@ -1921,25 +1883,25 @@
         <w:jc w:val="left"/>
         <w:rPr>
           <w:rFonts w:ascii="Times New Roman" w:cs="Times New Roman" w:eastAsia="Times New Roman" w:hAnsi="Times New Roman"/>
-          <w:b w:val="0"/>
-          <w:bCs w:val="0"/>
-          <w:i w:val="0"/>
-          <w:iCs w:val="0"/>
-          <w:smallCaps w:val="0"/>
-          <w:strike w:val="0"/>
-          <w:color w:val="000000"/>
-          <w:sz w:val="24"/>
-          <w:szCs w:val="24"/>
-          <w:u w:val="none"/>
-          <w:shd w:fill="auto" w:val="clear"/>
-          <w:vertAlign w:val="baseline"/>
-        </w:rPr>
-      </w:pPr>
-      <w:r>
-        <w:rPr>
-          <w:rFonts w:ascii="Times New Roman" w:cs="Times New Roman" w:eastAsia="Times New Roman" w:hAnsi="Times New Roman"/>
-          <w:b w:val="0"/>
-          <w:bCs w:val="0"/>
+          <w:b w:val="1"/>
+          <w:bCs w:val="1"/>
+          <w:i w:val="0"/>
+          <w:iCs w:val="0"/>
+          <w:smallCaps w:val="0"/>
+          <w:strike w:val="0"/>
+          <w:color w:val="000000"/>
+          <w:sz w:val="24"/>
+          <w:szCs w:val="24"/>
+          <w:u w:val="none"/>
+          <w:shd w:fill="auto" w:val="clear"/>
+          <w:vertAlign w:val="baseline"/>
+        </w:rPr>
+      </w:pPr>
+      <w:r>
+        <w:rPr>
+          <w:rFonts w:ascii="Times New Roman" w:cs="Times New Roman" w:eastAsia="Times New Roman" w:hAnsi="Times New Roman"/>
+          <w:b w:val="1"/>
+          <w:bCs w:val="1"/>
           <w:i w:val="0"/>
           <w:iCs w:val="0"/>
           <w:smallCaps w:val="0"/>
@@ -1974,47 +1936,47 @@
         <w:jc w:val="left"/>
         <w:rPr>
           <w:rFonts w:ascii="Times New Roman" w:cs="Times New Roman" w:eastAsia="Times New Roman" w:hAnsi="Times New Roman"/>
-          <w:b w:val="0"/>
-          <w:bCs w:val="0"/>
-          <w:i w:val="0"/>
-          <w:iCs w:val="0"/>
-          <w:smallCaps w:val="0"/>
-          <w:strike w:val="0"/>
-          <w:color w:val="000000"/>
-          <w:sz w:val="24"/>
-          <w:szCs w:val="24"/>
-          <w:u w:val="none"/>
-          <w:shd w:fill="auto" w:val="clear"/>
-          <w:vertAlign w:val="baseline"/>
-        </w:rPr>
-      </w:pPr>
-      <w:r>
-        <w:rPr>
-          <w:rtl w:val="0"/>
-        </w:rPr>
-      </w:r>
-    </w:p>
-    <w:p>
-      <w:pPr>
-        <w:keepNext w:val="0"/>
-        <w:keepLines w:val="0"/>
-        <w:pageBreakBefore w:val="0"/>
-        <w:widowControl w:val="1"/>
-        <w:pBdr>
-          <w:top w:space="0" w:sz="0" w:val="nil"/>
-          <w:left w:space="0" w:sz="0" w:val="nil"/>
-          <w:bottom w:space="0" w:sz="0" w:val="nil"/>
-          <w:right w:space="0" w:sz="0" w:val="nil"/>
-          <w:between w:space="0" w:sz="0" w:val="nil"/>
-        </w:pBdr>
-        <w:shd w:fill="auto" w:val="clear"/>
-        <w:spacing w:after="160" w:before="0" w:line="240" w:lineRule="auto"/>
-        <w:ind w:left="0" w:right="0" w:firstLine="0"/>
-        <w:jc w:val="left"/>
-        <w:rPr>
-          <w:rFonts w:ascii="Times New Roman" w:cs="Times New Roman" w:eastAsia="Times New Roman" w:hAnsi="Times New Roman"/>
-          <w:b w:val="0"/>
-          <w:bCs w:val="0"/>
+          <w:b w:val="1"/>
+          <w:bCs w:val="1"/>
+          <w:i w:val="0"/>
+          <w:iCs w:val="0"/>
+          <w:smallCaps w:val="0"/>
+          <w:strike w:val="0"/>
+          <w:color w:val="000000"/>
+          <w:sz w:val="24"/>
+          <w:szCs w:val="24"/>
+          <w:u w:val="none"/>
+          <w:shd w:fill="auto" w:val="clear"/>
+          <w:vertAlign w:val="baseline"/>
+        </w:rPr>
+      </w:pPr>
+      <w:r>
+        <w:rPr>
+          <w:rtl w:val="0"/>
+        </w:rPr>
+      </w:r>
+    </w:p>
+    <w:p>
+      <w:pPr>
+        <w:keepNext w:val="0"/>
+        <w:keepLines w:val="0"/>
+        <w:pageBreakBefore w:val="0"/>
+        <w:widowControl w:val="1"/>
+        <w:pBdr>
+          <w:top w:space="0" w:sz="0" w:val="nil"/>
+          <w:left w:space="0" w:sz="0" w:val="nil"/>
+          <w:bottom w:space="0" w:sz="0" w:val="nil"/>
+          <w:right w:space="0" w:sz="0" w:val="nil"/>
+          <w:between w:space="0" w:sz="0" w:val="nil"/>
+        </w:pBdr>
+        <w:shd w:fill="auto" w:val="clear"/>
+        <w:spacing w:after="160" w:before="0" w:line="240" w:lineRule="auto"/>
+        <w:ind w:left="0" w:right="0" w:firstLine="0"/>
+        <w:jc w:val="left"/>
+        <w:rPr>
+          <w:rFonts w:ascii="Times New Roman" w:cs="Times New Roman" w:eastAsia="Times New Roman" w:hAnsi="Times New Roman"/>
+          <w:b w:val="1"/>
+          <w:bCs w:val="1"/>
           <w:i w:val="0"/>
           <w:iCs w:val="0"/>
           <w:smallCaps w:val="0"/>
@@ -3006,12 +2968,16 @@
       <w:pPr>
         <w:rPr>
           <w:rFonts w:ascii="Times New Roman" w:cs="Times New Roman" w:eastAsia="Times New Roman" w:hAnsi="Times New Roman"/>
-          <w:color w:val="000000"/>
-        </w:rPr>
-      </w:pPr>
-      <w:r>
-        <w:rPr>
-          <w:rFonts w:ascii="Times New Roman" w:cs="Times New Roman" w:eastAsia="Times New Roman" w:hAnsi="Times New Roman"/>
+          <w:b w:val="1"/>
+          <w:bCs w:val="1"/>
+          <w:color w:val="000000"/>
+        </w:rPr>
+      </w:pPr>
+      <w:r>
+        <w:rPr>
+          <w:rFonts w:ascii="Times New Roman" w:cs="Times New Roman" w:eastAsia="Times New Roman" w:hAnsi="Times New Roman"/>
+          <w:b w:val="1"/>
+          <w:bCs w:val="1"/>
           <w:color w:val="000000"/>
           <w:rtl w:val="0"/>
         </w:rPr>
@@ -3039,25 +3005,25 @@
         <w:jc w:val="left"/>
         <w:rPr>
           <w:rFonts w:ascii="Times New Roman" w:cs="Times New Roman" w:eastAsia="Times New Roman" w:hAnsi="Times New Roman"/>
-          <w:b w:val="0"/>
-          <w:bCs w:val="0"/>
-          <w:i w:val="0"/>
-          <w:iCs w:val="0"/>
-          <w:smallCaps w:val="0"/>
-          <w:strike w:val="0"/>
-          <w:color w:val="000000"/>
-          <w:sz w:val="24"/>
-          <w:szCs w:val="24"/>
-          <w:u w:val="none"/>
-          <w:shd w:fill="auto" w:val="clear"/>
-          <w:vertAlign w:val="baseline"/>
-        </w:rPr>
-      </w:pPr>
-      <w:r>
-        <w:rPr>
-          <w:rFonts w:ascii="Times New Roman" w:cs="Times New Roman" w:eastAsia="Times New Roman" w:hAnsi="Times New Roman"/>
-          <w:b w:val="0"/>
-          <w:bCs w:val="0"/>
+          <w:b w:val="1"/>
+          <w:bCs w:val="1"/>
+          <w:i w:val="0"/>
+          <w:iCs w:val="0"/>
+          <w:smallCaps w:val="0"/>
+          <w:strike w:val="0"/>
+          <w:color w:val="000000"/>
+          <w:sz w:val="24"/>
+          <w:szCs w:val="24"/>
+          <w:u w:val="none"/>
+          <w:shd w:fill="auto" w:val="clear"/>
+          <w:vertAlign w:val="baseline"/>
+        </w:rPr>
+      </w:pPr>
+      <w:r>
+        <w:rPr>
+          <w:rFonts w:ascii="Times New Roman" w:cs="Times New Roman" w:eastAsia="Times New Roman" w:hAnsi="Times New Roman"/>
+          <w:b w:val="1"/>
+          <w:bCs w:val="1"/>
           <w:i w:val="0"/>
           <w:iCs w:val="0"/>
           <w:smallCaps w:val="0"/>
@@ -3092,25 +3058,25 @@
         <w:jc w:val="left"/>
         <w:rPr>
           <w:rFonts w:ascii="Times New Roman" w:cs="Times New Roman" w:eastAsia="Times New Roman" w:hAnsi="Times New Roman"/>
-          <w:b w:val="0"/>
-          <w:bCs w:val="0"/>
-          <w:i w:val="0"/>
-          <w:iCs w:val="0"/>
-          <w:smallCaps w:val="0"/>
-          <w:strike w:val="0"/>
-          <w:color w:val="000000"/>
-          <w:sz w:val="24"/>
-          <w:szCs w:val="24"/>
-          <w:u w:val="none"/>
-          <w:shd w:fill="auto" w:val="clear"/>
-          <w:vertAlign w:val="baseline"/>
-        </w:rPr>
-      </w:pPr>
-      <w:r>
-        <w:rPr>
-          <w:rFonts w:ascii="Times New Roman" w:cs="Times New Roman" w:eastAsia="Times New Roman" w:hAnsi="Times New Roman"/>
-          <w:b w:val="0"/>
-          <w:bCs w:val="0"/>
+          <w:b w:val="1"/>
+          <w:bCs w:val="1"/>
+          <w:i w:val="0"/>
+          <w:iCs w:val="0"/>
+          <w:smallCaps w:val="0"/>
+          <w:strike w:val="0"/>
+          <w:color w:val="000000"/>
+          <w:sz w:val="24"/>
+          <w:szCs w:val="24"/>
+          <w:u w:val="none"/>
+          <w:shd w:fill="auto" w:val="clear"/>
+          <w:vertAlign w:val="baseline"/>
+        </w:rPr>
+      </w:pPr>
+      <w:r>
+        <w:rPr>
+          <w:rFonts w:ascii="Times New Roman" w:cs="Times New Roman" w:eastAsia="Times New Roman" w:hAnsi="Times New Roman"/>
+          <w:b w:val="1"/>
+          <w:bCs w:val="1"/>
           <w:i w:val="0"/>
           <w:iCs w:val="0"/>
           <w:smallCaps w:val="0"/>
@@ -3145,25 +3111,25 @@
         <w:jc w:val="left"/>
         <w:rPr>
           <w:rFonts w:ascii="Times New Roman" w:cs="Times New Roman" w:eastAsia="Times New Roman" w:hAnsi="Times New Roman"/>
-          <w:b w:val="0"/>
-          <w:bCs w:val="0"/>
-          <w:i w:val="0"/>
-          <w:iCs w:val="0"/>
-          <w:smallCaps w:val="0"/>
-          <w:strike w:val="0"/>
-          <w:color w:val="000000"/>
-          <w:sz w:val="24"/>
-          <w:szCs w:val="24"/>
-          <w:u w:val="none"/>
-          <w:shd w:fill="auto" w:val="clear"/>
-          <w:vertAlign w:val="baseline"/>
-        </w:rPr>
-      </w:pPr>
-      <w:r>
-        <w:rPr>
-          <w:rFonts w:ascii="Times New Roman" w:cs="Times New Roman" w:eastAsia="Times New Roman" w:hAnsi="Times New Roman"/>
-          <w:b w:val="0"/>
-          <w:bCs w:val="0"/>
+          <w:b w:val="1"/>
+          <w:bCs w:val="1"/>
+          <w:i w:val="0"/>
+          <w:iCs w:val="0"/>
+          <w:smallCaps w:val="0"/>
+          <w:strike w:val="0"/>
+          <w:color w:val="000000"/>
+          <w:sz w:val="24"/>
+          <w:szCs w:val="24"/>
+          <w:u w:val="none"/>
+          <w:shd w:fill="auto" w:val="clear"/>
+          <w:vertAlign w:val="baseline"/>
+        </w:rPr>
+      </w:pPr>
+      <w:r>
+        <w:rPr>
+          <w:rFonts w:ascii="Times New Roman" w:cs="Times New Roman" w:eastAsia="Times New Roman" w:hAnsi="Times New Roman"/>
+          <w:b w:val="1"/>
+          <w:bCs w:val="1"/>
           <w:i w:val="0"/>
           <w:iCs w:val="0"/>
           <w:smallCaps w:val="0"/>
@@ -3198,25 +3164,25 @@
         <w:jc w:val="left"/>
         <w:rPr>
           <w:rFonts w:ascii="Times New Roman" w:cs="Times New Roman" w:eastAsia="Times New Roman" w:hAnsi="Times New Roman"/>
-          <w:b w:val="0"/>
-          <w:bCs w:val="0"/>
-          <w:i w:val="0"/>
-          <w:iCs w:val="0"/>
-          <w:smallCaps w:val="0"/>
-          <w:strike w:val="0"/>
-          <w:color w:val="000000"/>
-          <w:sz w:val="24"/>
-          <w:szCs w:val="24"/>
-          <w:u w:val="none"/>
-          <w:shd w:fill="auto" w:val="clear"/>
-          <w:vertAlign w:val="baseline"/>
-        </w:rPr>
-      </w:pPr>
-      <w:r>
-        <w:rPr>
-          <w:rFonts w:ascii="Times New Roman" w:cs="Times New Roman" w:eastAsia="Times New Roman" w:hAnsi="Times New Roman"/>
-          <w:b w:val="0"/>
-          <w:bCs w:val="0"/>
+          <w:b w:val="1"/>
+          <w:bCs w:val="1"/>
+          <w:i w:val="0"/>
+          <w:iCs w:val="0"/>
+          <w:smallCaps w:val="0"/>
+          <w:strike w:val="0"/>
+          <w:color w:val="000000"/>
+          <w:sz w:val="24"/>
+          <w:szCs w:val="24"/>
+          <w:u w:val="none"/>
+          <w:shd w:fill="auto" w:val="clear"/>
+          <w:vertAlign w:val="baseline"/>
+        </w:rPr>
+      </w:pPr>
+      <w:r>
+        <w:rPr>
+          <w:rFonts w:ascii="Times New Roman" w:cs="Times New Roman" w:eastAsia="Times New Roman" w:hAnsi="Times New Roman"/>
+          <w:b w:val="1"/>
+          <w:bCs w:val="1"/>
           <w:i w:val="0"/>
           <w:iCs w:val="0"/>
           <w:smallCaps w:val="0"/>
@@ -3251,25 +3217,25 @@
         <w:jc w:val="left"/>
         <w:rPr>
           <w:rFonts w:ascii="Times New Roman" w:cs="Times New Roman" w:eastAsia="Times New Roman" w:hAnsi="Times New Roman"/>
-          <w:b w:val="0"/>
-          <w:bCs w:val="0"/>
-          <w:i w:val="0"/>
-          <w:iCs w:val="0"/>
-          <w:smallCaps w:val="0"/>
-          <w:strike w:val="0"/>
-          <w:color w:val="000000"/>
-          <w:sz w:val="24"/>
-          <w:szCs w:val="24"/>
-          <w:u w:val="none"/>
-          <w:shd w:fill="auto" w:val="clear"/>
-          <w:vertAlign w:val="baseline"/>
-        </w:rPr>
-      </w:pPr>
-      <w:r>
-        <w:rPr>
-          <w:rFonts w:ascii="Times New Roman" w:cs="Times New Roman" w:eastAsia="Times New Roman" w:hAnsi="Times New Roman"/>
-          <w:b w:val="0"/>
-          <w:bCs w:val="0"/>
+          <w:b w:val="1"/>
+          <w:bCs w:val="1"/>
+          <w:i w:val="0"/>
+          <w:iCs w:val="0"/>
+          <w:smallCaps w:val="0"/>
+          <w:strike w:val="0"/>
+          <w:color w:val="000000"/>
+          <w:sz w:val="24"/>
+          <w:szCs w:val="24"/>
+          <w:u w:val="none"/>
+          <w:shd w:fill="auto" w:val="clear"/>
+          <w:vertAlign w:val="baseline"/>
+        </w:rPr>
+      </w:pPr>
+      <w:r>
+        <w:rPr>
+          <w:rFonts w:ascii="Times New Roman" w:cs="Times New Roman" w:eastAsia="Times New Roman" w:hAnsi="Times New Roman"/>
+          <w:b w:val="1"/>
+          <w:bCs w:val="1"/>
           <w:i w:val="0"/>
           <w:iCs w:val="0"/>
           <w:smallCaps w:val="0"/>
@@ -3304,25 +3270,25 @@
         <w:jc w:val="left"/>
         <w:rPr>
           <w:rFonts w:ascii="Times New Roman" w:cs="Times New Roman" w:eastAsia="Times New Roman" w:hAnsi="Times New Roman"/>
-          <w:b w:val="0"/>
-          <w:bCs w:val="0"/>
-          <w:i w:val="0"/>
-          <w:iCs w:val="0"/>
-          <w:smallCaps w:val="0"/>
-          <w:strike w:val="0"/>
-          <w:color w:val="000000"/>
-          <w:sz w:val="24"/>
-          <w:szCs w:val="24"/>
-          <w:u w:val="none"/>
-          <w:shd w:fill="auto" w:val="clear"/>
-          <w:vertAlign w:val="baseline"/>
-        </w:rPr>
-      </w:pPr>
-      <w:r>
-        <w:rPr>
-          <w:rFonts w:ascii="Times New Roman" w:cs="Times New Roman" w:eastAsia="Times New Roman" w:hAnsi="Times New Roman"/>
-          <w:b w:val="0"/>
-          <w:bCs w:val="0"/>
+          <w:b w:val="1"/>
+          <w:bCs w:val="1"/>
+          <w:i w:val="0"/>
+          <w:iCs w:val="0"/>
+          <w:smallCaps w:val="0"/>
+          <w:strike w:val="0"/>
+          <w:color w:val="000000"/>
+          <w:sz w:val="24"/>
+          <w:szCs w:val="24"/>
+          <w:u w:val="none"/>
+          <w:shd w:fill="auto" w:val="clear"/>
+          <w:vertAlign w:val="baseline"/>
+        </w:rPr>
+      </w:pPr>
+      <w:r>
+        <w:rPr>
+          <w:rFonts w:ascii="Times New Roman" w:cs="Times New Roman" w:eastAsia="Times New Roman" w:hAnsi="Times New Roman"/>
+          <w:b w:val="1"/>
+          <w:bCs w:val="1"/>
           <w:i w:val="0"/>
           <w:iCs w:val="0"/>
           <w:smallCaps w:val="0"/>
@@ -3357,25 +3323,25 @@
         <w:jc w:val="left"/>
         <w:rPr>
           <w:rFonts w:ascii="Times New Roman" w:cs="Times New Roman" w:eastAsia="Times New Roman" w:hAnsi="Times New Roman"/>
-          <w:b w:val="0"/>
-          <w:bCs w:val="0"/>
-          <w:i w:val="0"/>
-          <w:iCs w:val="0"/>
-          <w:smallCaps w:val="0"/>
-          <w:strike w:val="0"/>
-          <w:color w:val="000000"/>
-          <w:sz w:val="24"/>
-          <w:szCs w:val="24"/>
-          <w:u w:val="none"/>
-          <w:shd w:fill="auto" w:val="clear"/>
-          <w:vertAlign w:val="baseline"/>
-        </w:rPr>
-      </w:pPr>
-      <w:r>
-        <w:rPr>
-          <w:rFonts w:ascii="Times New Roman" w:cs="Times New Roman" w:eastAsia="Times New Roman" w:hAnsi="Times New Roman"/>
-          <w:b w:val="0"/>
-          <w:bCs w:val="0"/>
+          <w:b w:val="1"/>
+          <w:bCs w:val="1"/>
+          <w:i w:val="0"/>
+          <w:iCs w:val="0"/>
+          <w:smallCaps w:val="0"/>
+          <w:strike w:val="0"/>
+          <w:color w:val="000000"/>
+          <w:sz w:val="24"/>
+          <w:szCs w:val="24"/>
+          <w:u w:val="none"/>
+          <w:shd w:fill="auto" w:val="clear"/>
+          <w:vertAlign w:val="baseline"/>
+        </w:rPr>
+      </w:pPr>
+      <w:r>
+        <w:rPr>
+          <w:rFonts w:ascii="Times New Roman" w:cs="Times New Roman" w:eastAsia="Times New Roman" w:hAnsi="Times New Roman"/>
+          <w:b w:val="1"/>
+          <w:bCs w:val="1"/>
           <w:i w:val="0"/>
           <w:iCs w:val="0"/>
           <w:smallCaps w:val="0"/>
@@ -3410,25 +3376,25 @@
         <w:jc w:val="left"/>
         <w:rPr>
           <w:rFonts w:ascii="Times New Roman" w:cs="Times New Roman" w:eastAsia="Times New Roman" w:hAnsi="Times New Roman"/>
-          <w:b w:val="0"/>
-          <w:bCs w:val="0"/>
-          <w:i w:val="0"/>
-          <w:iCs w:val="0"/>
-          <w:smallCaps w:val="0"/>
-          <w:strike w:val="0"/>
-          <w:color w:val="000000"/>
-          <w:sz w:val="24"/>
-          <w:szCs w:val="24"/>
-          <w:u w:val="none"/>
-          <w:shd w:fill="auto" w:val="clear"/>
-          <w:vertAlign w:val="baseline"/>
-        </w:rPr>
-      </w:pPr>
-      <w:r>
-        <w:rPr>
-          <w:rFonts w:ascii="Times New Roman" w:cs="Times New Roman" w:eastAsia="Times New Roman" w:hAnsi="Times New Roman"/>
-          <w:b w:val="0"/>
-          <w:bCs w:val="0"/>
+          <w:b w:val="1"/>
+          <w:bCs w:val="1"/>
+          <w:i w:val="0"/>
+          <w:iCs w:val="0"/>
+          <w:smallCaps w:val="0"/>
+          <w:strike w:val="0"/>
+          <w:color w:val="000000"/>
+          <w:sz w:val="24"/>
+          <w:szCs w:val="24"/>
+          <w:u w:val="none"/>
+          <w:shd w:fill="auto" w:val="clear"/>
+          <w:vertAlign w:val="baseline"/>
+        </w:rPr>
+      </w:pPr>
+      <w:r>
+        <w:rPr>
+          <w:rFonts w:ascii="Times New Roman" w:cs="Times New Roman" w:eastAsia="Times New Roman" w:hAnsi="Times New Roman"/>
+          <w:b w:val="1"/>
+          <w:bCs w:val="1"/>
           <w:i w:val="0"/>
           <w:iCs w:val="0"/>
           <w:smallCaps w:val="0"/>
@@ -3463,25 +3429,25 @@
         <w:jc w:val="left"/>
         <w:rPr>
           <w:rFonts w:ascii="Times New Roman" w:cs="Times New Roman" w:eastAsia="Times New Roman" w:hAnsi="Times New Roman"/>
-          <w:b w:val="0"/>
-          <w:bCs w:val="0"/>
-          <w:i w:val="0"/>
-          <w:iCs w:val="0"/>
-          <w:smallCaps w:val="0"/>
-          <w:strike w:val="0"/>
-          <w:color w:val="000000"/>
-          <w:sz w:val="24"/>
-          <w:szCs w:val="24"/>
-          <w:u w:val="none"/>
-          <w:shd w:fill="auto" w:val="clear"/>
-          <w:vertAlign w:val="baseline"/>
-        </w:rPr>
-      </w:pPr>
-      <w:r>
-        <w:rPr>
-          <w:rFonts w:ascii="Times New Roman" w:cs="Times New Roman" w:eastAsia="Times New Roman" w:hAnsi="Times New Roman"/>
-          <w:b w:val="0"/>
-          <w:bCs w:val="0"/>
+          <w:b w:val="1"/>
+          <w:bCs w:val="1"/>
+          <w:i w:val="0"/>
+          <w:iCs w:val="0"/>
+          <w:smallCaps w:val="0"/>
+          <w:strike w:val="0"/>
+          <w:color w:val="000000"/>
+          <w:sz w:val="24"/>
+          <w:szCs w:val="24"/>
+          <w:u w:val="none"/>
+          <w:shd w:fill="auto" w:val="clear"/>
+          <w:vertAlign w:val="baseline"/>
+        </w:rPr>
+      </w:pPr>
+      <w:r>
+        <w:rPr>
+          <w:rFonts w:ascii="Times New Roman" w:cs="Times New Roman" w:eastAsia="Times New Roman" w:hAnsi="Times New Roman"/>
+          <w:b w:val="1"/>
+          <w:bCs w:val="1"/>
           <w:i w:val="0"/>
           <w:iCs w:val="0"/>
           <w:smallCaps w:val="0"/>
@@ -3518,25 +3484,25 @@
         <w:jc w:val="left"/>
         <w:rPr>
           <w:rFonts w:ascii="Times New Roman" w:cs="Times New Roman" w:eastAsia="Times New Roman" w:hAnsi="Times New Roman"/>
-          <w:b w:val="0"/>
-          <w:bCs w:val="0"/>
-          <w:i w:val="0"/>
-          <w:iCs w:val="0"/>
-          <w:smallCaps w:val="0"/>
-          <w:strike w:val="0"/>
-          <w:color w:val="000000"/>
-          <w:sz w:val="24"/>
-          <w:szCs w:val="24"/>
-          <w:u w:val="none"/>
-          <w:shd w:fill="auto" w:val="clear"/>
-          <w:vertAlign w:val="baseline"/>
-        </w:rPr>
-      </w:pPr>
-      <w:r>
-        <w:rPr>
-          <w:rFonts w:ascii="Times New Roman" w:cs="Times New Roman" w:eastAsia="Times New Roman" w:hAnsi="Times New Roman"/>
-          <w:b w:val="0"/>
-          <w:bCs w:val="0"/>
+          <w:b w:val="1"/>
+          <w:bCs w:val="1"/>
+          <w:i w:val="0"/>
+          <w:iCs w:val="0"/>
+          <w:smallCaps w:val="0"/>
+          <w:strike w:val="0"/>
+          <w:color w:val="000000"/>
+          <w:sz w:val="24"/>
+          <w:szCs w:val="24"/>
+          <w:u w:val="none"/>
+          <w:shd w:fill="auto" w:val="clear"/>
+          <w:vertAlign w:val="baseline"/>
+        </w:rPr>
+      </w:pPr>
+      <w:r>
+        <w:rPr>
+          <w:rFonts w:ascii="Times New Roman" w:cs="Times New Roman" w:eastAsia="Times New Roman" w:hAnsi="Times New Roman"/>
+          <w:b w:val="1"/>
+          <w:bCs w:val="1"/>
           <w:i w:val="0"/>
           <w:iCs w:val="0"/>
           <w:smallCaps w:val="0"/>
@@ -3571,42 +3537,46 @@
         <w:jc w:val="left"/>
         <w:rPr>
           <w:rFonts w:ascii="Times New Roman" w:cs="Times New Roman" w:eastAsia="Times New Roman" w:hAnsi="Times New Roman"/>
-          <w:b w:val="0"/>
-          <w:bCs w:val="0"/>
-          <w:i w:val="0"/>
-          <w:iCs w:val="0"/>
-          <w:smallCaps w:val="0"/>
-          <w:strike w:val="0"/>
-          <w:color w:val="000000"/>
-          <w:sz w:val="24"/>
-          <w:szCs w:val="24"/>
-          <w:u w:val="none"/>
-          <w:shd w:fill="auto" w:val="clear"/>
-          <w:vertAlign w:val="baseline"/>
-        </w:rPr>
-      </w:pPr>
-      <w:r>
-        <w:rPr>
-          <w:rtl w:val="0"/>
-        </w:rPr>
-      </w:r>
-    </w:p>
-    <w:p>
-      <w:pPr>
-        <w:rPr>
-          <w:rFonts w:ascii="Times New Roman" w:cs="Times New Roman" w:eastAsia="Times New Roman" w:hAnsi="Times New Roman"/>
-        </w:rPr>
-      </w:pPr>
-      <w:r>
-        <w:rPr>
-          <w:rtl w:val="0"/>
-        </w:rPr>
-      </w:r>
-    </w:p>
-    <w:p>
-      <w:pPr>
-        <w:rPr>
-          <w:rFonts w:ascii="Times New Roman" w:cs="Times New Roman" w:eastAsia="Times New Roman" w:hAnsi="Times New Roman"/>
+          <w:b w:val="1"/>
+          <w:bCs w:val="1"/>
+          <w:i w:val="0"/>
+          <w:iCs w:val="0"/>
+          <w:smallCaps w:val="0"/>
+          <w:strike w:val="0"/>
+          <w:color w:val="000000"/>
+          <w:sz w:val="24"/>
+          <w:szCs w:val="24"/>
+          <w:u w:val="none"/>
+          <w:shd w:fill="auto" w:val="clear"/>
+          <w:vertAlign w:val="baseline"/>
+        </w:rPr>
+      </w:pPr>
+      <w:r>
+        <w:rPr>
+          <w:rtl w:val="0"/>
+        </w:rPr>
+      </w:r>
+    </w:p>
+    <w:p>
+      <w:pPr>
+        <w:rPr>
+          <w:rFonts w:ascii="Times New Roman" w:cs="Times New Roman" w:eastAsia="Times New Roman" w:hAnsi="Times New Roman"/>
+          <w:b w:val="1"/>
+          <w:bCs w:val="1"/>
+        </w:rPr>
+      </w:pPr>
+      <w:r>
+        <w:rPr>
+          <w:rtl w:val="0"/>
+        </w:rPr>
+      </w:r>
+    </w:p>
+    <w:p>
+      <w:pPr>
+        <w:rPr>
+          <w:rFonts w:ascii="Times New Roman" w:cs="Times New Roman" w:eastAsia="Times New Roman" w:hAnsi="Times New Roman"/>
+          <w:b w:val="1"/>
+          <w:bCs w:val="1"/>
         </w:rPr>
       </w:pPr>
       <w:r>
